--- a/docs/13-final-report/Пояснительная_Записка.docx
+++ b/docs/13-final-report/Пояснительная_Записка.docx
@@ -2569,7 +2569,57 @@
           <w:u w:val="single" w:color="000009"/>
           <w:lang w:val="ru-RU"/>
         </w:rPr>
-        <w:t>Силина Оксана Романовна</w:t>
+        <w:t>Силин</w:t>
+      </w:r>
+      <w:r>
+        <w:rPr>
+          <w:rFonts w:cs="Times New Roman"/>
+          <w:color w:val="000009"/>
+          <w:sz w:val="26"/>
+          <w:u w:val="single" w:color="000009"/>
+          <w:lang w:val="ru-RU"/>
+        </w:rPr>
+        <w:t>ой</w:t>
+      </w:r>
+      <w:r>
+        <w:rPr>
+          <w:rFonts w:cs="Times New Roman"/>
+          <w:color w:val="000009"/>
+          <w:sz w:val="26"/>
+          <w:u w:val="single" w:color="000009"/>
+          <w:lang w:val="ru-RU"/>
+        </w:rPr>
+        <w:t xml:space="preserve"> Оксан</w:t>
+      </w:r>
+      <w:r>
+        <w:rPr>
+          <w:rFonts w:cs="Times New Roman"/>
+          <w:color w:val="000009"/>
+          <w:sz w:val="26"/>
+          <w:u w:val="single" w:color="000009"/>
+          <w:lang w:val="ru-RU"/>
+        </w:rPr>
+        <w:t>ы</w:t>
+      </w:r>
+      <w:r>
+        <w:rPr>
+          <w:rFonts w:cs="Times New Roman"/>
+          <w:color w:val="000009"/>
+          <w:sz w:val="26"/>
+          <w:u w:val="single" w:color="000009"/>
+          <w:lang w:val="ru-RU"/>
+        </w:rPr>
+        <w:t xml:space="preserve"> Романовн</w:t>
+      </w:r>
+      <w:r>
+        <w:rPr>
+          <w:rFonts w:cs="Times New Roman"/>
+          <w:color w:val="000009"/>
+          <w:sz w:val="26"/>
+          <w:u w:val="single" w:color="000009"/>
+          <w:lang w:val="ru-RU"/>
+        </w:rPr>
+        <w:t>ы</w:t>
       </w:r>
     </w:p>
     <w:p>
@@ -14099,6 +14149,7 @@
         <w:rPr>
           <w:rFonts w:cs="Times New Roman"/>
           <w:szCs w:val="28"/>
+          <w:lang w:val="ru-RU"/>
         </w:rPr>
       </w:pPr>
     </w:p>
@@ -14107,6 +14158,7 @@
         <w:rPr>
           <w:rFonts w:cs="Times New Roman"/>
           <w:szCs w:val="28"/>
+          <w:lang w:val="ru-RU"/>
         </w:rPr>
       </w:pPr>
     </w:p>
@@ -14115,6 +14167,7 @@
         <w:rPr>
           <w:rFonts w:cs="Times New Roman"/>
           <w:szCs w:val="28"/>
+          <w:lang w:val="ru-RU"/>
         </w:rPr>
       </w:pPr>
     </w:p>
@@ -14123,6 +14176,7 @@
         <w:rPr>
           <w:rFonts w:cs="Times New Roman"/>
           <w:szCs w:val="28"/>
+          <w:lang w:val="ru-RU"/>
         </w:rPr>
       </w:pPr>
     </w:p>
@@ -17631,6 +17685,7 @@
         <w:rPr>
           <w:rFonts w:cs="Times New Roman"/>
           <w:szCs w:val="28"/>
+          <w:lang w:val="ru-RU"/>
         </w:rPr>
         <w:t>3</w:t>
       </w:r>
@@ -23923,6 +23978,7 @@
         <w:rPr>
           <w:rFonts w:cs="Times New Roman"/>
           <w:szCs w:val="28"/>
+          <w:lang w:val="ru-RU"/>
         </w:rPr>
       </w:pPr>
     </w:p>
@@ -23931,6 +23987,7 @@
         <w:rPr>
           <w:rFonts w:cs="Times New Roman"/>
           <w:szCs w:val="28"/>
+          <w:lang w:val="ru-RU"/>
         </w:rPr>
       </w:pPr>
     </w:p>
@@ -26166,6 +26223,7 @@
         <w:rPr>
           <w:rFonts w:cs="Times New Roman"/>
           <w:szCs w:val="28"/>
+          <w:lang w:val="ru-RU"/>
         </w:rPr>
       </w:pPr>
     </w:p>
@@ -26174,6 +26232,7 @@
         <w:rPr>
           <w:rFonts w:cs="Times New Roman"/>
           <w:szCs w:val="28"/>
+          <w:lang w:val="ru-RU"/>
         </w:rPr>
       </w:pPr>
     </w:p>
@@ -31805,6 +31864,7 @@
         <w:rPr>
           <w:rFonts w:cs="Times New Roman"/>
           <w:szCs w:val="28"/>
+          <w:lang w:val="ru-RU"/>
         </w:rPr>
       </w:pPr>
       <w:r>
@@ -33446,7 +33506,6 @@
         <w:rPr>
           <w:rFonts w:cs="Times New Roman"/>
           <w:szCs w:val="28"/>
-          <w:lang w:val="ru-RU"/>
         </w:rPr>
       </w:pPr>
       <w:r>
@@ -33468,98 +33527,111 @@
     </w:p>
     <w:p>
       <w:pPr>
-        <w:ind w:firstLine="0"/>
-        <w:rPr>
-          <w:rFonts w:cs="Times New Roman"/>
-          <w:szCs w:val="28"/>
-          <w:lang w:val="ru-RU"/>
-        </w:rPr>
-      </w:pPr>
-      <w:r>
-        <w:rPr>
-          <w:rFonts w:cs="Times New Roman"/>
-          <w:szCs w:val="28"/>
-          <w:lang w:val="ru-RU"/>
-        </w:rPr>
-        <w:tab/>
-      </w:r>
-      <w:r>
-        <w:rPr>
-          <w:rFonts w:cs="Times New Roman"/>
-          <w:szCs w:val="28"/>
-          <w:lang w:val="ru-RU"/>
-        </w:rPr>
-        <w:t xml:space="preserve">13. </w:t>
+        <w:pStyle w:val="affb"/>
+        <w:spacing w:after="120"/>
+        <w:ind w:firstLine="708"/>
+        <w:jc w:val="left"/>
+        <w:rPr>
+          <w:szCs w:val="28"/>
+        </w:rPr>
+      </w:pPr>
+      <w:r>
+        <w:rPr>
+          <w:szCs w:val="28"/>
+        </w:rPr>
+        <w:t>1</w:t>
+      </w:r>
+      <w:r>
+        <w:rPr>
+          <w:szCs w:val="28"/>
+        </w:rPr>
+        <w:t>3</w:t>
+      </w:r>
+      <w:r>
+        <w:rPr>
+          <w:szCs w:val="28"/>
+        </w:rPr>
+        <w:t xml:space="preserve">. </w:t>
       </w:r>
       <w:proofErr w:type="spellStart"/>
       <w:r>
         <w:rPr>
-          <w:rFonts w:cs="Times New Roman"/>
-          <w:szCs w:val="28"/>
-          <w:lang w:val="ru-RU"/>
-        </w:rPr>
-        <w:t>Дейтел</w:t>
+          <w:szCs w:val="28"/>
+        </w:rPr>
+        <w:t>GitHub</w:t>
       </w:r>
       <w:proofErr w:type="spellEnd"/>
       <w:r>
         <w:rPr>
-          <w:rFonts w:cs="Times New Roman"/>
-          <w:szCs w:val="28"/>
-          <w:lang w:val="ru-RU"/>
-        </w:rPr>
-        <w:t xml:space="preserve"> Х., </w:t>
-      </w:r>
-      <w:proofErr w:type="spellStart"/>
-      <w:r>
-        <w:rPr>
-          <w:rFonts w:cs="Times New Roman"/>
-          <w:szCs w:val="28"/>
-          <w:lang w:val="ru-RU"/>
-        </w:rPr>
-        <w:t>Дейтел</w:t>
-      </w:r>
-      <w:proofErr w:type="spellEnd"/>
-      <w:r>
-        <w:rPr>
-          <w:rFonts w:cs="Times New Roman"/>
-          <w:szCs w:val="28"/>
-          <w:lang w:val="ru-RU"/>
-        </w:rPr>
-        <w:t xml:space="preserve"> П., </w:t>
-      </w:r>
-      <w:proofErr w:type="spellStart"/>
-      <w:r>
-        <w:rPr>
-          <w:rFonts w:cs="Times New Roman"/>
-          <w:szCs w:val="28"/>
-          <w:lang w:val="ru-RU"/>
-        </w:rPr>
-        <w:t>Уолд</w:t>
-      </w:r>
-      <w:proofErr w:type="spellEnd"/>
-      <w:r>
-        <w:rPr>
-          <w:rFonts w:cs="Times New Roman"/>
-          <w:szCs w:val="28"/>
-          <w:lang w:val="ru-RU"/>
-        </w:rPr>
-        <w:t xml:space="preserve"> А. </w:t>
-      </w:r>
-      <w:r>
-        <w:rPr>
-          <w:rFonts w:cs="Times New Roman"/>
-          <w:szCs w:val="28"/>
-        </w:rPr>
-        <w:t>Android</w:t>
-      </w:r>
-      <w:r>
-        <w:rPr>
-          <w:rFonts w:cs="Times New Roman"/>
-          <w:szCs w:val="28"/>
-          <w:lang w:val="ru-RU"/>
-        </w:rPr>
-        <w:t xml:space="preserve"> для разработчиков. СПб.: Питер, 2016.</w:t>
-      </w:r>
+          <w:szCs w:val="28"/>
+        </w:rPr>
+        <w:t>-репозиторий проекта</w:t>
+      </w:r>
+      <w:r>
+        <w:rPr>
+          <w:szCs w:val="28"/>
+        </w:rPr>
+        <w:t xml:space="preserve"> </w:t>
+      </w:r>
+      <w:r>
+        <w:rPr>
+          <w:szCs w:val="28"/>
+        </w:rPr>
+        <w:t>«Ладушки»</w:t>
+      </w:r>
+      <w:r>
+        <w:rPr>
+          <w:szCs w:val="28"/>
+        </w:rPr>
+        <w:t xml:space="preserve"> </w:t>
+      </w:r>
+      <w:hyperlink r:id="rId21" w:history="1"/>
+      <w:r>
+        <w:rPr>
+          <w:szCs w:val="28"/>
+        </w:rPr>
+        <w:t xml:space="preserve">: </w:t>
+      </w:r>
+      <w:r>
+        <w:rPr>
+          <w:szCs w:val="28"/>
+        </w:rPr>
+        <w:t>https://github.com/tsukuri1/recipe_book</w:t>
+      </w:r>
+      <w:r>
+        <w:rPr>
+          <w:szCs w:val="28"/>
+        </w:rPr>
+        <w:t xml:space="preserve"> </w:t>
+      </w:r>
+      <w:r>
+        <w:rPr>
+          <w:szCs w:val="28"/>
+        </w:rPr>
+        <w:t>[Электронный ресурс] [Дата обращения: 0</w:t>
+      </w:r>
+      <w:r>
+        <w:rPr>
+          <w:szCs w:val="28"/>
+        </w:rPr>
+        <w:t>4</w:t>
+      </w:r>
+      <w:r>
+        <w:rPr>
+          <w:szCs w:val="28"/>
+        </w:rPr>
+        <w:t>.06.2026 г].</w:t>
+      </w:r>
+    </w:p>
+    <w:p>
+      <w:pPr>
+        <w:ind w:firstLine="720"/>
+        <w:rPr>
+          <w:rFonts w:cs="Times New Roman"/>
+          <w:szCs w:val="28"/>
+          <w:lang w:val="ru-RU"/>
+        </w:rPr>
+      </w:pPr>
     </w:p>
     <w:p>
       <w:pPr>
@@ -34481,7 +34553,7 @@
                     <pic:cNvPicPr/>
                   </pic:nvPicPr>
                   <pic:blipFill rotWithShape="1">
-                    <a:blip r:embed="rId21"/>
+                    <a:blip r:embed="rId22"/>
                     <a:srcRect r="2104"/>
                     <a:stretch/>
                   </pic:blipFill>
@@ -34560,7 +34632,7 @@
                     <pic:cNvPicPr/>
                   </pic:nvPicPr>
                   <pic:blipFill>
-                    <a:blip r:embed="rId22"/>
+                    <a:blip r:embed="rId23"/>
                     <a:stretch>
                       <a:fillRect/>
                     </a:stretch>
@@ -34632,7 +34704,7 @@
                     <pic:cNvPicPr/>
                   </pic:nvPicPr>
                   <pic:blipFill>
-                    <a:blip r:embed="rId23"/>
+                    <a:blip r:embed="rId24"/>
                     <a:stretch>
                       <a:fillRect/>
                     </a:stretch>
@@ -34702,7 +34774,7 @@
                     <pic:cNvPicPr/>
                   </pic:nvPicPr>
                   <pic:blipFill rotWithShape="1">
-                    <a:blip r:embed="rId24"/>
+                    <a:blip r:embed="rId25"/>
                     <a:srcRect l="1784"/>
                     <a:stretch/>
                   </pic:blipFill>
@@ -34781,7 +34853,7 @@
                     <pic:cNvPicPr/>
                   </pic:nvPicPr>
                   <pic:blipFill>
-                    <a:blip r:embed="rId25"/>
+                    <a:blip r:embed="rId26"/>
                     <a:stretch>
                       <a:fillRect/>
                     </a:stretch>
@@ -34851,7 +34923,7 @@
                     <pic:cNvPicPr/>
                   </pic:nvPicPr>
                   <pic:blipFill>
-                    <a:blip r:embed="rId26"/>
+                    <a:blip r:embed="rId27"/>
                     <a:stretch>
                       <a:fillRect/>
                     </a:stretch>
@@ -34923,7 +34995,7 @@
                     <pic:cNvPicPr/>
                   </pic:nvPicPr>
                   <pic:blipFill>
-                    <a:blip r:embed="rId27"/>
+                    <a:blip r:embed="rId28"/>
                     <a:stretch>
                       <a:fillRect/>
                     </a:stretch>
@@ -34972,6 +35044,7 @@
       <w:r>
         <w:rPr>
           <w:rFonts w:cs="Times New Roman"/>
+          <w:noProof/>
           <w:szCs w:val="28"/>
         </w:rPr>
         <w:lastRenderedPageBreak/>
@@ -34991,7 +35064,7 @@
                     <pic:cNvPicPr/>
                   </pic:nvPicPr>
                   <pic:blipFill>
-                    <a:blip r:embed="rId28"/>
+                    <a:blip r:embed="rId29"/>
                     <a:stretch>
                       <a:fillRect/>
                     </a:stretch>
@@ -35043,19 +35116,7 @@
         <w:rPr>
           <w:lang w:val="ru-RU"/>
         </w:rPr>
-        <w:t xml:space="preserve">Приложение </w:t>
-      </w:r>
-      <w:r>
-        <w:rPr>
-          <w:lang w:val="ru-RU"/>
-        </w:rPr>
-        <w:t>В</w:t>
-      </w:r>
-      <w:r>
-        <w:rPr>
-          <w:lang w:val="ru-RU"/>
-        </w:rPr>
-        <w:t xml:space="preserve">. </w:t>
+        <w:t xml:space="preserve">Приложение В. </w:t>
       </w:r>
       <w:r>
         <w:rPr>
@@ -35083,6 +35144,7 @@
       <w:r>
         <w:rPr>
           <w:rFonts w:cs="Times New Roman"/>
+          <w:noProof/>
           <w:szCs w:val="28"/>
           <w:lang w:val="ru-RU"/>
         </w:rPr>
@@ -35102,7 +35164,7 @@
                     <pic:cNvPicPr/>
                   </pic:nvPicPr>
                   <pic:blipFill>
-                    <a:blip r:embed="rId29"/>
+                    <a:blip r:embed="rId30"/>
                     <a:stretch>
                       <a:fillRect/>
                     </a:stretch>
@@ -35139,39 +35201,7 @@
           <w:szCs w:val="28"/>
           <w:lang w:val="ru-RU"/>
         </w:rPr>
-        <w:t xml:space="preserve">Рисунок </w:t>
-      </w:r>
-      <w:r>
-        <w:rPr>
-          <w:rFonts w:cs="Times New Roman"/>
-          <w:szCs w:val="28"/>
-          <w:lang w:val="ru-RU"/>
-        </w:rPr>
-        <w:t>18</w:t>
-      </w:r>
-      <w:r>
-        <w:rPr>
-          <w:rFonts w:cs="Times New Roman"/>
-          <w:szCs w:val="28"/>
-          <w:lang w:val="ru-RU"/>
-        </w:rPr>
-        <w:t xml:space="preserve"> </w:t>
-      </w:r>
-      <w:r>
-        <w:rPr>
-          <w:rFonts w:cs="Times New Roman"/>
-          <w:szCs w:val="28"/>
-          <w:lang w:val="ru-RU"/>
-        </w:rPr>
-        <w:t>-</w:t>
-      </w:r>
-      <w:r>
-        <w:rPr>
-          <w:rFonts w:cs="Times New Roman"/>
-          <w:szCs w:val="28"/>
-          <w:lang w:val="ru-RU"/>
-        </w:rPr>
-        <w:t xml:space="preserve"> Отчёт </w:t>
+        <w:t xml:space="preserve">Рисунок 18 - Отчёт </w:t>
       </w:r>
       <w:proofErr w:type="spellStart"/>
       <w:r>
@@ -35211,8 +35241,8 @@
       </w:r>
     </w:p>
     <w:sectPr>
-      <w:headerReference w:type="default" r:id="rId30"/>
-      <w:footerReference w:type="default" r:id="rId31"/>
+      <w:headerReference w:type="default" r:id="rId31"/>
+      <w:footerReference w:type="default" r:id="rId32"/>
       <w:type w:val="continuous"/>
       <w:pgSz w:w="11906" w:h="16838"/>
       <w:pgMar w:top="1134" w:right="850" w:bottom="1134" w:left="1701" w:header="709" w:footer="709" w:gutter="0"/>
@@ -48058,6 +48088,40 @@
     <w:unhideWhenUsed/>
     <w:rsid w:val="0023342C"/>
   </w:style>
+  <w:style w:type="paragraph" w:customStyle="1" w:styleId="affb">
+    <w:name w:val="Курс_текст"/>
+    <w:basedOn w:val="a1"/>
+    <w:link w:val="affc"/>
+    <w:qFormat/>
+    <w:rsid w:val="00FB6B46"/>
+    <w:pPr>
+      <w:jc w:val="both"/>
+    </w:pPr>
+    <w:rPr>
+      <w:rFonts w:cs="Times New Roman"/>
+      <w:bCs/>
+      <w:szCs w:val="44"/>
+      <w:lang w:val="ru-RU"/>
+    </w:rPr>
+  </w:style>
+  <w:style w:type="character" w:customStyle="1" w:styleId="affc">
+    <w:name w:val="Курс_текст Знак"/>
+    <w:basedOn w:val="a2"/>
+    <w:link w:val="affb"/>
+    <w:rsid w:val="00FB6B46"/>
+    <w:rPr>
+      <w:rFonts w:ascii="Times New Roman" w:eastAsia="Times New Roman" w:hAnsi="Times New Roman" w:cs="Times New Roman"/>
+      <w:bCs/>
+      <w:sz w:val="28"/>
+      <w:szCs w:val="44"/>
+      <w:lang w:val="ru-RU"/>
+    </w:rPr>
+  </w:style>
+  <w:style w:type="character" w:customStyle="1" w:styleId="styles-modulecontextcrumblastti2e3">
+    <w:name w:val="styles-module__contextcrumblast__ti2e3"/>
+    <w:basedOn w:val="a2"/>
+    <w:rsid w:val="00FB6B46"/>
+  </w:style>
 </w:styles>
 </file>
 
